--- a/化学実験レポート/有機化学実験_3.docx
+++ b/化学実験レポート/有機化学実験_3.docx
@@ -2762,11 +2762,6 @@
       </w:r>
     </w:p>
     <w:p>
-      <w:pPr>
-        <w:rPr>
-          <w:rFonts w:hint="eastAsia"/>
-        </w:rPr>
-      </w:pPr>
       <w:r>
         <w:rPr>
           <w:rFonts w:hint="eastAsia"/>
@@ -2835,18 +2830,152 @@
       </w:r>
     </w:p>
     <w:p>
-      <w:r>
-        <w:t>(1)chemdraw</w:t>
-      </w:r>
-    </w:p>
-    <w:p>
-      <w:r>
-        <w:t>(2)chemdraw</w:t>
-      </w:r>
-    </w:p>
-    <w:p>
-      <w:r>
-        <w:t>(3)chemdraw</w:t>
+      <w:pPr>
+        <w:rPr>
+          <w:rFonts w:hint="eastAsia"/>
+        </w:rPr>
+      </w:pPr>
+      <w:r>
+        <w:t>(1)</w:t>
+      </w:r>
+      <w:r>
+        <w:rPr>
+          <w:rFonts w:hint="eastAsia"/>
+        </w:rPr>
+        <w:t>ピリジンを用いた塩基触媒によるアセチル化</w:t>
+      </w:r>
+    </w:p>
+    <w:p>
+      <w:r>
+        <w:rPr>
+          <w:noProof/>
+        </w:rPr>
+        <w:t xml:space="preserve"> </w:t>
+      </w:r>
+      <w:r>
+        <w:drawing>
+          <wp:inline distT="0" distB="0" distL="0" distR="0" wp14:anchorId="5B2A79FF" wp14:editId="07970208">
+            <wp:extent cx="5249008" cy="3067478"/>
+            <wp:effectExtent l="0" t="0" r="8890" b="0"/>
+            <wp:docPr id="1777865351" name="図 1"/>
+            <wp:cNvGraphicFramePr>
+              <a:graphicFrameLocks xmlns:a="http://schemas.openxmlformats.org/drawingml/2006/main" noChangeAspect="1"/>
+            </wp:cNvGraphicFramePr>
+            <a:graphic xmlns:a="http://schemas.openxmlformats.org/drawingml/2006/main">
+              <a:graphicData uri="http://schemas.openxmlformats.org/drawingml/2006/picture">
+                <pic:pic xmlns:pic="http://schemas.openxmlformats.org/drawingml/2006/picture">
+                  <pic:nvPicPr>
+                    <pic:cNvPr id="1777865351" name=""/>
+                    <pic:cNvPicPr/>
+                  </pic:nvPicPr>
+                  <pic:blipFill>
+                    <a:blip r:embed="rId8"/>
+                    <a:stretch>
+                      <a:fillRect/>
+                    </a:stretch>
+                  </pic:blipFill>
+                  <pic:spPr>
+                    <a:xfrm>
+                      <a:off x="0" y="0"/>
+                      <a:ext cx="5249008" cy="3067478"/>
+                    </a:xfrm>
+                    <a:prstGeom prst="rect">
+                      <a:avLst/>
+                    </a:prstGeom>
+                  </pic:spPr>
+                </pic:pic>
+              </a:graphicData>
+            </a:graphic>
+          </wp:inline>
+        </w:drawing>
+      </w:r>
+    </w:p>
+    <w:p>
+      <w:r>
+        <w:t>(2)</w:t>
+      </w:r>
+    </w:p>
+    <w:p>
+      <w:r>
+        <w:drawing>
+          <wp:inline distT="0" distB="0" distL="0" distR="0" wp14:anchorId="1D5FC8DB" wp14:editId="7EA92B3C">
+            <wp:extent cx="5982535" cy="1038370"/>
+            <wp:effectExtent l="0" t="0" r="0" b="9525"/>
+            <wp:docPr id="1556521730" name="図 1"/>
+            <wp:cNvGraphicFramePr>
+              <a:graphicFrameLocks xmlns:a="http://schemas.openxmlformats.org/drawingml/2006/main" noChangeAspect="1"/>
+            </wp:cNvGraphicFramePr>
+            <a:graphic xmlns:a="http://schemas.openxmlformats.org/drawingml/2006/main">
+              <a:graphicData uri="http://schemas.openxmlformats.org/drawingml/2006/picture">
+                <pic:pic xmlns:pic="http://schemas.openxmlformats.org/drawingml/2006/picture">
+                  <pic:nvPicPr>
+                    <pic:cNvPr id="1556521730" name=""/>
+                    <pic:cNvPicPr/>
+                  </pic:nvPicPr>
+                  <pic:blipFill>
+                    <a:blip r:embed="rId9"/>
+                    <a:stretch>
+                      <a:fillRect/>
+                    </a:stretch>
+                  </pic:blipFill>
+                  <pic:spPr>
+                    <a:xfrm>
+                      <a:off x="0" y="0"/>
+                      <a:ext cx="5982535" cy="1038370"/>
+                    </a:xfrm>
+                    <a:prstGeom prst="rect">
+                      <a:avLst/>
+                    </a:prstGeom>
+                  </pic:spPr>
+                </pic:pic>
+              </a:graphicData>
+            </a:graphic>
+          </wp:inline>
+        </w:drawing>
+      </w:r>
+    </w:p>
+    <w:p>
+      <w:r>
+        <w:t>(3)</w:t>
+      </w:r>
+    </w:p>
+    <w:p>
+      <w:r>
+        <w:drawing>
+          <wp:inline distT="0" distB="0" distL="0" distR="0" wp14:anchorId="79D6ABEC" wp14:editId="3B8E7405">
+            <wp:extent cx="5449060" cy="1209844"/>
+            <wp:effectExtent l="0" t="0" r="0" b="9525"/>
+            <wp:docPr id="1066853550" name="図 1"/>
+            <wp:cNvGraphicFramePr>
+              <a:graphicFrameLocks xmlns:a="http://schemas.openxmlformats.org/drawingml/2006/main" noChangeAspect="1"/>
+            </wp:cNvGraphicFramePr>
+            <a:graphic xmlns:a="http://schemas.openxmlformats.org/drawingml/2006/main">
+              <a:graphicData uri="http://schemas.openxmlformats.org/drawingml/2006/picture">
+                <pic:pic xmlns:pic="http://schemas.openxmlformats.org/drawingml/2006/picture">
+                  <pic:nvPicPr>
+                    <pic:cNvPr id="1066853550" name=""/>
+                    <pic:cNvPicPr/>
+                  </pic:nvPicPr>
+                  <pic:blipFill>
+                    <a:blip r:embed="rId10"/>
+                    <a:stretch>
+                      <a:fillRect/>
+                    </a:stretch>
+                  </pic:blipFill>
+                  <pic:spPr>
+                    <a:xfrm>
+                      <a:off x="0" y="0"/>
+                      <a:ext cx="5449060" cy="1209844"/>
+                    </a:xfrm>
+                    <a:prstGeom prst="rect">
+                      <a:avLst/>
+                    </a:prstGeom>
+                  </pic:spPr>
+                </pic:pic>
+              </a:graphicData>
+            </a:graphic>
+          </wp:inline>
+        </w:drawing>
       </w:r>
     </w:p>
     <w:p>
@@ -2870,6 +2999,7 @@
     <w:p/>
     <w:p>
       <w:r>
+        <w:lastRenderedPageBreak/>
         <w:t xml:space="preserve">7. </w:t>
       </w:r>
       <w:r>
@@ -2878,86 +3008,73 @@
     </w:p>
     <w:p>
       <w:pPr>
+        <w:rPr>
+          <w:b/>
+          <w:bCs/>
+        </w:rPr>
+      </w:pPr>
+      <w:r>
+        <w:t>web</w:t>
+      </w:r>
+      <w:r>
+        <w:t>：</w:t>
+      </w:r>
+      <w:r>
+        <w:rPr>
+          <w:rFonts w:hint="eastAsia"/>
+        </w:rPr>
+        <w:t>一滴は何</w:t>
+      </w:r>
+      <w:r>
+        <w:rPr>
+          <w:rFonts w:hint="eastAsia"/>
+        </w:rPr>
+        <w:t>ml</w:t>
+      </w:r>
+      <w:r>
+        <w:rPr>
+          <w:rFonts w:hint="eastAsia"/>
+        </w:rPr>
+        <w:t>で、何</w:t>
+      </w:r>
+      <w:r>
+        <w:rPr>
+          <w:rFonts w:hint="eastAsia"/>
+        </w:rPr>
+        <w:t>cc</w:t>
+      </w:r>
+      <w:r>
+        <w:rPr>
+          <w:rFonts w:hint="eastAsia"/>
+        </w:rPr>
+        <w:t>なの？逆に１</w:t>
+      </w:r>
+      <w:r>
+        <w:rPr>
+          <w:rFonts w:hint="eastAsia"/>
+        </w:rPr>
+        <w:t>ml</w:t>
+      </w:r>
+      <w:r>
+        <w:rPr>
+          <w:rFonts w:hint="eastAsia"/>
+        </w:rPr>
+        <w:t>は何滴分？子供にも分かるように解説</w:t>
+      </w:r>
+      <w:r>
         <w:rPr>
           <w:rFonts w:hint="eastAsia"/>
           <w:b/>
           <w:bCs/>
         </w:rPr>
-      </w:pPr>
-      <w:r>
-        <w:t>web</w:t>
-      </w:r>
-      <w:r>
-        <w:t>：</w:t>
-      </w:r>
-      <w:r>
-        <w:rPr>
-          <w:rFonts w:hint="eastAsia"/>
-        </w:rPr>
-        <w:t>一滴は何</w:t>
-      </w:r>
-      <w:r>
-        <w:rPr>
-          <w:rFonts w:hint="eastAsia"/>
-        </w:rPr>
-        <w:t>ml</w:t>
-      </w:r>
-      <w:r>
-        <w:rPr>
-          <w:rFonts w:hint="eastAsia"/>
-        </w:rPr>
-        <w:t>で、何</w:t>
-      </w:r>
-      <w:r>
-        <w:rPr>
-          <w:rFonts w:hint="eastAsia"/>
-        </w:rPr>
-        <w:t>cc</w:t>
-      </w:r>
-      <w:r>
-        <w:rPr>
-          <w:rFonts w:hint="eastAsia"/>
-        </w:rPr>
-        <w:t>なの？逆に１</w:t>
-      </w:r>
-      <w:r>
-        <w:rPr>
-          <w:rFonts w:hint="eastAsia"/>
-        </w:rPr>
-        <w:t>ml</w:t>
-      </w:r>
-      <w:r>
-        <w:rPr>
-          <w:rFonts w:hint="eastAsia"/>
-        </w:rPr>
-        <w:t>は何滴分？子供にも分かるように解説</w:t>
-      </w:r>
-      <w:r>
-        <w:rPr>
-          <w:rFonts w:hint="eastAsia"/>
-          <w:b/>
-          <w:bCs/>
-        </w:rPr>
         <w:t xml:space="preserve">　</w:t>
       </w:r>
-      <w:hyperlink r:id="rId8" w:history="1">
+      <w:hyperlink r:id="rId11" w:history="1">
         <w:r>
           <w:rPr>
             <w:rStyle w:val="ae"/>
           </w:rPr>
-          <w:t>https://life-seeds.net/po</w:t>
-        </w:r>
-        <w:r>
-          <w:rPr>
-            <w:rStyle w:val="ae"/>
-          </w:rPr>
-          <w:t>s</w:t>
-        </w:r>
-        <w:r>
-          <w:rPr>
-            <w:rStyle w:val="ae"/>
-          </w:rPr>
-          <w:t>t-1446/</w:t>
+          <w:t>https://life-seeds.net/post-1446/</w:t>
         </w:r>
       </w:hyperlink>
       <w:r>
@@ -2974,33 +3091,28 @@
       </w:r>
     </w:p>
     <w:p>
-      <w:pPr>
+      <w:r>
         <w:rPr>
           <w:rFonts w:hint="eastAsia"/>
         </w:rPr>
-      </w:pPr>
+        <w:t>web</w:t>
+      </w:r>
       <w:r>
         <w:rPr>
           <w:rFonts w:hint="eastAsia"/>
         </w:rPr>
-        <w:t>web</w:t>
+        <w:t>：</w:t>
+      </w:r>
+      <w:r>
+        <w:t>Synthesis of Aspirin</w:t>
       </w:r>
       <w:r>
         <w:rPr>
           <w:rFonts w:hint="eastAsia"/>
         </w:rPr>
-        <w:t>：</w:t>
-      </w:r>
-      <w:r>
-        <w:t>Synthesis of Aspirin</w:t>
-      </w:r>
-      <w:r>
-        <w:rPr>
-          <w:rFonts w:hint="eastAsia"/>
-        </w:rPr>
         <w:t xml:space="preserve"> </w:t>
       </w:r>
-      <w:hyperlink r:id="rId9" w:history="1">
+      <w:hyperlink r:id="rId12" w:history="1">
         <w:r>
           <w:rPr>
             <w:rStyle w:val="ae"/>
@@ -3024,6 +3136,113 @@
     </w:p>
     <w:p>
       <w:r>
+        <w:rPr>
+          <w:rFonts w:hint="eastAsia"/>
+        </w:rPr>
+        <w:t>web</w:t>
+      </w:r>
+      <w:r>
+        <w:rPr>
+          <w:rFonts w:hint="eastAsia"/>
+        </w:rPr>
+        <w:t>；アスピリンの合成実験～はじめての化学合成～｜</w:t>
+      </w:r>
+      <w:r>
+        <w:rPr>
+          <w:rFonts w:hint="eastAsia"/>
+        </w:rPr>
+        <w:t>Chem-Station(</w:t>
+      </w:r>
+      <w:r>
+        <w:rPr>
+          <w:rFonts w:hint="eastAsia"/>
+        </w:rPr>
+        <w:t>ケムステ</w:t>
+      </w:r>
+      <w:r>
+        <w:rPr>
+          <w:rFonts w:hint="eastAsia"/>
+        </w:rPr>
+        <w:t xml:space="preserve">) </w:t>
+      </w:r>
+      <w:hyperlink r:id="rId13" w:history="1">
+        <w:r>
+          <w:rPr>
+            <w:rStyle w:val="ae"/>
+            <w:rFonts w:hint="eastAsia"/>
+          </w:rPr>
+          <w:t>h</w:t>
+        </w:r>
+        <w:r>
+          <w:rPr>
+            <w:rStyle w:val="ae"/>
+          </w:rPr>
+          <w:t>ttps://www.chem-station.com/blog/2021/10/aspirin.html</w:t>
+        </w:r>
+        <w:r>
+          <w:rPr>
+            <w:rStyle w:val="ae"/>
+            <w:rFonts w:hint="eastAsia"/>
+          </w:rPr>
+          <w:t xml:space="preserve"> 2026/4/19</w:t>
+        </w:r>
+      </w:hyperlink>
+    </w:p>
+    <w:p>
+      <w:pPr>
+        <w:jc w:val="left"/>
+        <w:rPr>
+          <w:rFonts w:hint="eastAsia"/>
+          <w:b/>
+          <w:bCs/>
+        </w:rPr>
+      </w:pPr>
+      <w:r>
+        <w:rPr>
+          <w:rFonts w:hint="eastAsia"/>
+        </w:rPr>
+        <w:t>web</w:t>
+      </w:r>
+      <w:r>
+        <w:t>：</w:t>
+      </w:r>
+      <w:r>
+        <w:rPr>
+          <w:rFonts w:hint="eastAsia"/>
+        </w:rPr>
+        <w:t>アセチルサリチル酸と加水分解の反応機構</w:t>
+      </w:r>
+      <w:r>
+        <w:rPr>
+          <w:rFonts w:hint="eastAsia"/>
+        </w:rPr>
+        <w:t xml:space="preserve"> </w:t>
+      </w:r>
+      <w:r>
+        <w:rPr>
+          <w:rFonts w:hint="eastAsia"/>
+        </w:rPr>
+        <w:t>h</w:t>
+      </w:r>
+      <w:r>
+        <w:rPr>
+          <w:rFonts w:hint="eastAsia"/>
+        </w:rPr>
+        <w:t>t</w:t>
+      </w:r>
+      <w:r>
+        <w:t>tps://chigasaki-localtkt.com/asechirusarichiibunkainohannoukikou/</w:t>
+      </w:r>
+      <w:r>
+        <w:rPr>
+          <w:rFonts w:hint="eastAsia"/>
+        </w:rPr>
+        <w:t xml:space="preserve"> 2026/4/19</w:t>
+      </w:r>
+    </w:p>
+    <w:p/>
+    <w:p>
+      <w:r>
         <w:t xml:space="preserve">8. </w:t>
       </w:r>
       <w:r>
@@ -3032,7 +3251,7 @@
     </w:p>
     <w:p/>
     <w:sectPr>
-      <w:footerReference w:type="default" r:id="rId10"/>
+      <w:footerReference w:type="default" r:id="rId14"/>
       <w:type w:val="continuous"/>
       <w:pgSz w:w="11906" w:h="16838" w:code="9"/>
       <w:pgMar w:top="851" w:right="1134" w:bottom="851" w:left="1134" w:header="851" w:footer="992" w:gutter="0"/>

--- a/化学実験レポート/有機化学実験_3.docx
+++ b/化学実験レポート/有機化学実験_3.docx
@@ -2830,11 +2830,6 @@
       </w:r>
     </w:p>
     <w:p>
-      <w:pPr>
-        <w:rPr>
-          <w:rFonts w:hint="eastAsia"/>
-        </w:rPr>
-      </w:pPr>
       <w:r>
         <w:t>(1)</w:t>
       </w:r>
@@ -2853,6 +2848,9 @@
         <w:t xml:space="preserve"> </w:t>
       </w:r>
       <w:r>
+        <w:rPr>
+          <w:noProof/>
+        </w:rPr>
         <w:drawing>
           <wp:inline distT="0" distB="0" distL="0" distR="0" wp14:anchorId="5B2A79FF" wp14:editId="07970208">
             <wp:extent cx="5249008" cy="3067478"/>
@@ -2897,41 +2895,31 @@
     </w:p>
     <w:p>
       <w:r>
-        <w:drawing>
-          <wp:inline distT="0" distB="0" distL="0" distR="0" wp14:anchorId="1D5FC8DB" wp14:editId="7EA92B3C">
-            <wp:extent cx="5982535" cy="1038370"/>
-            <wp:effectExtent l="0" t="0" r="0" b="9525"/>
-            <wp:docPr id="1556521730" name="図 1"/>
-            <wp:cNvGraphicFramePr>
-              <a:graphicFrameLocks xmlns:a="http://schemas.openxmlformats.org/drawingml/2006/main" noChangeAspect="1"/>
-            </wp:cNvGraphicFramePr>
-            <a:graphic xmlns:a="http://schemas.openxmlformats.org/drawingml/2006/main">
-              <a:graphicData uri="http://schemas.openxmlformats.org/drawingml/2006/picture">
-                <pic:pic xmlns:pic="http://schemas.openxmlformats.org/drawingml/2006/picture">
-                  <pic:nvPicPr>
-                    <pic:cNvPr id="1556521730" name=""/>
-                    <pic:cNvPicPr/>
-                  </pic:nvPicPr>
-                  <pic:blipFill>
-                    <a:blip r:embed="rId9"/>
-                    <a:stretch>
-                      <a:fillRect/>
-                    </a:stretch>
-                  </pic:blipFill>
-                  <pic:spPr>
-                    <a:xfrm>
-                      <a:off x="0" y="0"/>
-                      <a:ext cx="5982535" cy="1038370"/>
-                    </a:xfrm>
-                    <a:prstGeom prst="rect">
-                      <a:avLst/>
-                    </a:prstGeom>
-                  </pic:spPr>
-                </pic:pic>
-              </a:graphicData>
-            </a:graphic>
-          </wp:inline>
-        </w:drawing>
+        <w:object w:dxaOrig="9387" w:dyaOrig="1605" w14:anchorId="17CD473A">
+          <v:shapetype id="_x0000_t75" coordsize="21600,21600" o:spt="75" o:preferrelative="t" path="m@4@5l@4@11@9@11@9@5xe" filled="f" stroked="f">
+            <v:stroke joinstyle="miter"/>
+            <v:formulas>
+              <v:f eqn="if lineDrawn pixelLineWidth 0"/>
+              <v:f eqn="sum @0 1 0"/>
+              <v:f eqn="sum 0 0 @1"/>
+              <v:f eqn="prod @2 1 2"/>
+              <v:f eqn="prod @3 21600 pixelWidth"/>
+              <v:f eqn="prod @3 21600 pixelHeight"/>
+              <v:f eqn="sum @0 0 1"/>
+              <v:f eqn="prod @6 1 2"/>
+              <v:f eqn="prod @7 21600 pixelWidth"/>
+              <v:f eqn="sum @8 21600 0"/>
+              <v:f eqn="prod @7 21600 pixelHeight"/>
+              <v:f eqn="sum @10 21600 0"/>
+            </v:formulas>
+            <v:path o:extrusionok="f" gradientshapeok="t" o:connecttype="rect"/>
+            <o:lock v:ext="edit" aspectratio="t"/>
+          </v:shapetype>
+          <v:shape id="_x0000_i1025" type="#_x0000_t75" style="width:469.45pt;height:80.05pt" o:ole="">
+            <v:imagedata r:id="rId9" o:title=""/>
+          </v:shape>
+          <o:OLEObject Type="Embed" ProgID="ChemDraw_x64.Document.6.0" ShapeID="_x0000_i1025" DrawAspect="Content" ObjectID="_1838125614" r:id="rId10"/>
+        </w:object>
       </w:r>
     </w:p>
     <w:p>
@@ -2941,6 +2929,9 @@
     </w:p>
     <w:p>
       <w:r>
+        <w:rPr>
+          <w:noProof/>
+        </w:rPr>
         <w:drawing>
           <wp:inline distT="0" distB="0" distL="0" distR="0" wp14:anchorId="79D6ABEC" wp14:editId="3B8E7405">
             <wp:extent cx="5449060" cy="1209844"/>
@@ -2957,7 +2948,7 @@
                     <pic:cNvPicPr/>
                   </pic:nvPicPr>
                   <pic:blipFill>
-                    <a:blip r:embed="rId10"/>
+                    <a:blip r:embed="rId11"/>
                     <a:stretch>
                       <a:fillRect/>
                     </a:stretch>
@@ -2983,23 +2974,207 @@
         <w:t>(4)</w:t>
       </w:r>
       <w:r>
-        <w:t>粗結晶は</w:t>
-      </w:r>
-    </w:p>
-    <w:p>
+        <w:rPr>
+          <w:rFonts w:hint="eastAsia"/>
+        </w:rPr>
+        <w:t>再結晶前の粗結晶の融点は幅が大きく</w:t>
+      </w:r>
+      <w:r>
+        <w:rPr>
+          <w:rFonts w:hint="eastAsia"/>
+        </w:rPr>
+        <w:t>10</w:t>
+      </w:r>
+      <w:r>
+        <w:rPr>
+          <w:rFonts w:hint="eastAsia"/>
+        </w:rPr>
+        <w:t>℃以上の差があるが、再結晶後の結晶は幅が小さくなり融点は差が小さくなった</w:t>
+      </w:r>
+      <w:r>
+        <w:rPr>
+          <w:rFonts w:hint="eastAsia"/>
+        </w:rPr>
+        <w:t>。また再結晶後の結晶の方が融点は高くなった。</w:t>
+      </w:r>
+    </w:p>
+    <w:p>
+      <w:pPr>
+        <w:rPr>
+          <w:rFonts w:hint="eastAsia"/>
+        </w:rPr>
+      </w:pPr>
       <w:r>
         <w:t>(5)</w:t>
       </w:r>
-    </w:p>
-    <w:p>
-      <w:r>
+      <w:r>
+        <w:rPr>
+          <w:rFonts w:hint="eastAsia"/>
+        </w:rPr>
+        <w:t>ATR</w:t>
+      </w:r>
+      <w:r>
+        <w:rPr>
+          <w:rFonts w:hint="eastAsia"/>
+        </w:rPr>
+        <w:t>測定</w:t>
+      </w:r>
+      <w:r>
+        <w:t>は</w:t>
+      </w:r>
+      <w:r>
+        <w:rPr>
+          <w:rFonts w:hint="eastAsia"/>
+        </w:rPr>
+        <w:t>透過測定と比べ調製</w:t>
+      </w:r>
+      <w:r>
+        <w:rPr>
+          <w:rFonts w:hint="eastAsia"/>
+        </w:rPr>
+        <w:t>をあまり必要としないため汎用的かつ簡易的な測定ができるが、その分品質は劣る。</w:t>
+      </w:r>
+    </w:p>
+    <w:p>
+      <w:pPr>
+        <w:rPr>
+          <w:rFonts w:hint="eastAsia"/>
+        </w:rPr>
+      </w:pPr>
+      <w:r>
+        <w:lastRenderedPageBreak/>
         <w:t>(6)</w:t>
       </w:r>
+      <w:r>
+        <w:rPr>
+          <w:rFonts w:hint="eastAsia"/>
+        </w:rPr>
+        <w:t>アニリンとアセトアニリドの構造の違いにより</w:t>
+      </w:r>
+      <w:r>
+        <w:rPr>
+          <w:rFonts w:hint="eastAsia"/>
+        </w:rPr>
+        <w:t>、</w:t>
+      </w:r>
+      <w:r>
+        <w:rPr>
+          <w:rFonts w:hint="eastAsia"/>
+        </w:rPr>
+        <w:t>①</w:t>
+      </w:r>
+      <w:r>
+        <w:rPr>
+          <w:rFonts w:hint="eastAsia"/>
+        </w:rPr>
+        <w:t>N-H</w:t>
+      </w:r>
+      <w:r>
+        <w:rPr>
+          <w:rFonts w:hint="eastAsia"/>
+        </w:rPr>
+        <w:t>伸縮運動</w:t>
+      </w:r>
+      <w:r>
+        <w:rPr>
+          <w:rFonts w:hint="eastAsia"/>
+        </w:rPr>
+        <w:t>(3500-3400cm-1)</w:t>
+      </w:r>
+      <w:r>
+        <w:rPr>
+          <w:rFonts w:hint="eastAsia"/>
+        </w:rPr>
+        <w:t>のピークが一本減る②アミドの</w:t>
+      </w:r>
+      <w:r>
+        <w:rPr>
+          <w:rFonts w:hint="eastAsia"/>
+        </w:rPr>
+        <w:t>C=O</w:t>
+      </w:r>
+      <w:r>
+        <w:rPr>
+          <w:rFonts w:hint="eastAsia"/>
+        </w:rPr>
+        <w:t>伸縮運動</w:t>
+      </w:r>
+      <w:r>
+        <w:rPr>
+          <w:rFonts w:hint="eastAsia"/>
+        </w:rPr>
+        <w:t>(1</w:t>
+      </w:r>
+      <w:r>
+        <w:t>815-1785 cm-1</w:t>
+      </w:r>
+      <w:r>
+        <w:rPr>
+          <w:rFonts w:hint="eastAsia"/>
+        </w:rPr>
+        <w:t>)</w:t>
+      </w:r>
+      <w:r>
+        <w:rPr>
+          <w:rFonts w:hint="eastAsia"/>
+        </w:rPr>
+        <w:t>のピークの出現</w:t>
+      </w:r>
+      <w:r>
+        <w:rPr>
+          <w:rFonts w:hint="eastAsia"/>
+        </w:rPr>
+        <w:t xml:space="preserve"> </w:t>
+      </w:r>
+      <w:r>
+        <w:rPr>
+          <w:rFonts w:hint="eastAsia"/>
+        </w:rPr>
+        <w:t>の二つの大きなピークの違いが生まれる。</w:t>
+      </w:r>
+    </w:p>
+    <w:p>
+      <w:r>
+        <w:drawing>
+          <wp:inline distT="0" distB="0" distL="0" distR="0" wp14:anchorId="692F2DCE" wp14:editId="51FD2621">
+            <wp:extent cx="1800476" cy="790685"/>
+            <wp:effectExtent l="0" t="0" r="9525" b="9525"/>
+            <wp:docPr id="485854709" name="図 1"/>
+            <wp:cNvGraphicFramePr>
+              <a:graphicFrameLocks xmlns:a="http://schemas.openxmlformats.org/drawingml/2006/main" noChangeAspect="1"/>
+            </wp:cNvGraphicFramePr>
+            <a:graphic xmlns:a="http://schemas.openxmlformats.org/drawingml/2006/main">
+              <a:graphicData uri="http://schemas.openxmlformats.org/drawingml/2006/picture">
+                <pic:pic xmlns:pic="http://schemas.openxmlformats.org/drawingml/2006/picture">
+                  <pic:nvPicPr>
+                    <pic:cNvPr id="485854709" name=""/>
+                    <pic:cNvPicPr/>
+                  </pic:nvPicPr>
+                  <pic:blipFill>
+                    <a:blip r:embed="rId12"/>
+                    <a:stretch>
+                      <a:fillRect/>
+                    </a:stretch>
+                  </pic:blipFill>
+                  <pic:spPr>
+                    <a:xfrm>
+                      <a:off x="0" y="0"/>
+                      <a:ext cx="1800476" cy="790685"/>
+                    </a:xfrm>
+                    <a:prstGeom prst="rect">
+                      <a:avLst/>
+                    </a:prstGeom>
+                  </pic:spPr>
+                </pic:pic>
+              </a:graphicData>
+            </a:graphic>
+          </wp:inline>
+        </w:drawing>
+      </w:r>
     </w:p>
     <w:p/>
     <w:p>
       <w:r>
-        <w:lastRenderedPageBreak/>
         <w:t xml:space="preserve">7. </w:t>
       </w:r>
       <w:r>
@@ -3069,7 +3244,7 @@
         </w:rPr>
         <w:t xml:space="preserve">　</w:t>
       </w:r>
-      <w:hyperlink r:id="rId11" w:history="1">
+      <w:hyperlink r:id="rId13" w:history="1">
         <w:r>
           <w:rPr>
             <w:rStyle w:val="ae"/>
@@ -3112,7 +3287,7 @@
         </w:rPr>
         <w:t xml:space="preserve"> </w:t>
       </w:r>
-      <w:hyperlink r:id="rId12" w:history="1">
+      <w:hyperlink r:id="rId14" w:history="1">
         <w:r>
           <w:rPr>
             <w:rStyle w:val="ae"/>
@@ -3165,7 +3340,7 @@
         </w:rPr>
         <w:t xml:space="preserve">) </w:t>
       </w:r>
-      <w:hyperlink r:id="rId13" w:history="1">
+      <w:hyperlink r:id="rId15" w:history="1">
         <w:r>
           <w:rPr>
             <w:rStyle w:val="ae"/>
@@ -3191,11 +3366,6 @@
     <w:p>
       <w:pPr>
         <w:jc w:val="left"/>
-        <w:rPr>
-          <w:rFonts w:hint="eastAsia"/>
-          <w:b/>
-          <w:bCs/>
-        </w:rPr>
       </w:pPr>
       <w:r>
         <w:rPr>
@@ -3222,17 +3392,167 @@
         <w:rPr>
           <w:rFonts w:hint="eastAsia"/>
         </w:rPr>
-        <w:t>h</w:t>
-      </w:r>
-      <w:r>
-        <w:rPr>
-          <w:rFonts w:hint="eastAsia"/>
-        </w:rPr>
-        <w:t>t</w:t>
+        <w:t>ht</w:t>
       </w:r>
       <w:r>
         <w:t>tps://chigasaki-localtkt.com/asechirusarichiibunkainohannoukikou/</w:t>
       </w:r>
+      <w:r>
+        <w:rPr>
+          <w:rFonts w:hint="eastAsia"/>
+        </w:rPr>
+        <w:t xml:space="preserve"> 2026/4/19</w:t>
+      </w:r>
+    </w:p>
+    <w:p>
+      <w:pPr>
+        <w:jc w:val="left"/>
+      </w:pPr>
+      <w:r>
+        <w:rPr>
+          <w:rFonts w:hint="eastAsia"/>
+        </w:rPr>
+        <w:t>web</w:t>
+      </w:r>
+      <w:r>
+        <w:rPr>
+          <w:rFonts w:hint="eastAsia"/>
+        </w:rPr>
+        <w:t>：</w:t>
+      </w:r>
+      <w:r>
+        <w:t>I</w:t>
+      </w:r>
+      <w:r>
+        <w:rPr>
+          <w:rFonts w:hint="eastAsia"/>
+        </w:rPr>
+        <w:t>r</w:t>
+      </w:r>
+      <w:r>
+        <w:t>光法の種類とは？適切な方法を選択するためのガイド</w:t>
+      </w:r>
+    </w:p>
+    <w:p>
+      <w:pPr>
+        <w:jc w:val="left"/>
+      </w:pPr>
+      <w:hyperlink r:id="rId16" w:history="1">
+        <w:r>
+          <w:rPr>
+            <w:rStyle w:val="ae"/>
+            <w:rFonts w:hint="eastAsia"/>
+          </w:rPr>
+          <w:t>h</w:t>
+        </w:r>
+        <w:r>
+          <w:rPr>
+            <w:rStyle w:val="ae"/>
+          </w:rPr>
+          <w:t>ttps://jp.kindle-tech.com/faqs/what-are-the-different-types-of-ir-spectroscopy-techniques</w:t>
+        </w:r>
+        <w:r>
+          <w:rPr>
+            <w:rStyle w:val="ae"/>
+            <w:rFonts w:hint="eastAsia"/>
+          </w:rPr>
+          <w:t xml:space="preserve">  2026/4/19</w:t>
+        </w:r>
+      </w:hyperlink>
+      <w:r>
+        <w:rPr>
+          <w:rFonts w:hint="eastAsia"/>
+        </w:rPr>
+        <w:t xml:space="preserve"> </w:t>
+      </w:r>
+    </w:p>
+    <w:p>
+      <w:pPr>
+        <w:jc w:val="left"/>
+      </w:pPr>
+      <w:r>
+        <w:rPr>
+          <w:rFonts w:hint="eastAsia"/>
+        </w:rPr>
+        <w:t>web</w:t>
+      </w:r>
+      <w:r>
+        <w:rPr>
+          <w:rFonts w:hint="eastAsia"/>
+        </w:rPr>
+        <w:t>：</w:t>
+      </w:r>
+      <w:r>
+        <w:t>赤外スペクトル解析のポイント</w:t>
+      </w:r>
+      <w:r>
+        <w:t xml:space="preserve"> </w:t>
+      </w:r>
+      <w:r>
+        <w:t>－基礎編－</w:t>
+      </w:r>
+      <w:r>
+        <w:rPr>
+          <w:rFonts w:hint="eastAsia"/>
+        </w:rPr>
+        <w:t xml:space="preserve"> h</w:t>
+      </w:r>
+      <w:r>
+        <w:t>ttps://www.an.shimadzu.co.jp/service-support/technical-support/analysis-basics/ftir/fundamentals/spectral-analysis/ftirtalk-letter41/index.html</w:t>
+      </w:r>
+      <w:r>
+        <w:rPr>
+          <w:rFonts w:hint="eastAsia"/>
+        </w:rPr>
+        <w:t xml:space="preserve">　</w:t>
+      </w:r>
+      <w:r>
+        <w:rPr>
+          <w:rFonts w:hint="eastAsia"/>
+        </w:rPr>
+        <w:t>2026/4/19</w:t>
+      </w:r>
+    </w:p>
+    <w:p>
+      <w:pPr>
+        <w:jc w:val="left"/>
+        <w:rPr>
+          <w:rFonts w:hint="eastAsia"/>
+        </w:rPr>
+      </w:pPr>
+      <w:r>
+        <w:rPr>
+          <w:rFonts w:hint="eastAsia"/>
+        </w:rPr>
+        <w:t>web</w:t>
+      </w:r>
+      <w:r>
+        <w:rPr>
+          <w:rFonts w:hint="eastAsia"/>
+        </w:rPr>
+        <w:t>：</w:t>
+      </w:r>
+      <w:r>
+        <w:t xml:space="preserve">IR </w:t>
+      </w:r>
+      <w:r>
+        <w:t>スペクトル（官能基の特徴的な赤外吸収）</w:t>
+      </w:r>
+      <w:hyperlink r:id="rId17" w:history="1">
+        <w:r>
+          <w:rPr>
+            <w:rStyle w:val="ae"/>
+            <w:rFonts w:hint="eastAsia"/>
+          </w:rPr>
+          <w:t>h</w:t>
+        </w:r>
+        <w:r>
+          <w:rPr>
+            <w:rStyle w:val="ae"/>
+          </w:rPr>
+          <w:t>ttps://www6.ach.nitech.ac.jp/~organic/nakamura/yuuki/IR.pdf</w:t>
+        </w:r>
+      </w:hyperlink>
       <w:r>
         <w:rPr>
           <w:rFonts w:hint="eastAsia"/>
@@ -3251,7 +3571,7 @@
     </w:p>
     <w:p/>
     <w:sectPr>
-      <w:footerReference w:type="default" r:id="rId14"/>
+      <w:footerReference w:type="default" r:id="rId18"/>
       <w:type w:val="continuous"/>
       <w:pgSz w:w="11906" w:h="16838" w:code="9"/>
       <w:pgMar w:top="851" w:right="1134" w:bottom="851" w:left="1134" w:header="851" w:footer="992" w:gutter="0"/>

--- a/化学実験レポート/有機化学実験_3.docx
+++ b/化学実験レポート/有機化学実験_3.docx
@@ -1463,7 +1463,19 @@
             </w:tcMar>
             <w:hideMark/>
           </w:tcPr>
-          <w:p/>
+          <w:p>
+            <w:pPr>
+              <w:rPr>
+                <w:rFonts w:hint="eastAsia"/>
+              </w:rPr>
+            </w:pPr>
+            <w:r>
+              <w:rPr>
+                <w:rFonts w:hint="eastAsia"/>
+              </w:rPr>
+              <w:t>0.21 g</w:t>
+            </w:r>
+          </w:p>
         </w:tc>
         <w:tc>
           <w:tcPr>
@@ -1482,7 +1494,14 @@
             </w:tcMar>
             <w:hideMark/>
           </w:tcPr>
-          <w:p/>
+          <w:p>
+            <w:r>
+              <w:rPr>
+                <w:rFonts w:hint="eastAsia"/>
+              </w:rPr>
+              <w:t>1.17e-3</w:t>
+            </w:r>
+          </w:p>
         </w:tc>
         <w:tc>
           <w:tcPr>
@@ -1501,7 +1520,19 @@
             </w:tcMar>
             <w:hideMark/>
           </w:tcPr>
-          <w:p/>
+          <w:p>
+            <w:pPr>
+              <w:rPr>
+                <w:rFonts w:hint="eastAsia"/>
+              </w:rPr>
+            </w:pPr>
+            <w:r>
+              <w:rPr>
+                <w:rFonts w:hint="eastAsia"/>
+              </w:rPr>
+              <w:t>0.32</w:t>
+            </w:r>
+          </w:p>
         </w:tc>
         <w:tc>
           <w:tcPr>
@@ -1751,6 +1782,12 @@
     </w:tbl>
     <w:p>
       <w:r>
+        <w:rPr>
+          <w:rFonts w:hint="eastAsia"/>
+        </w:rPr>
+        <w:t>数値は東京化成の試薬データから</w:t>
+      </w:r>
+      <w:r>
         <w:br/>
       </w:r>
     </w:p>
@@ -2155,13 +2192,37 @@
         <w:t>⑲</w:t>
       </w:r>
       <w:r>
-        <w:t>得られた再結晶後の結晶を秤量したところ〇〇</w:t>
+        <w:t>得られた再結晶後の結晶を秤量したところ</w:t>
+      </w:r>
+      <w:r>
+        <w:rPr>
+          <w:rFonts w:hint="eastAsia"/>
+        </w:rPr>
+        <w:t>0.21</w:t>
       </w:r>
       <w:r>
         <w:t>g</w:t>
       </w:r>
       <w:r>
-        <w:t>だった。</w:t>
+        <w:rPr>
+          <w:rFonts w:hint="eastAsia"/>
+        </w:rPr>
+        <w:t>で収率は</w:t>
+      </w:r>
+      <w:r>
+        <w:rPr>
+          <w:rFonts w:hint="eastAsia"/>
+        </w:rPr>
+        <w:t>32.3%</w:t>
+      </w:r>
+      <w:r>
+        <w:rPr>
+          <w:rFonts w:hint="eastAsia"/>
+        </w:rPr>
+        <w:t>だった</w:t>
+      </w:r>
+      <w:r>
+        <w:t>。</w:t>
       </w:r>
     </w:p>
     <w:p/>
@@ -2789,6 +2850,20 @@
           <w:rFonts w:hint="eastAsia"/>
         </w:rPr>
         <w:t>融点用キャピラリーの厚さなどの個体差によって伝熱速度に違いがあったことがあげられる。また融点測定に慣れておらず温度の上昇速度にムラがあったことも原因と言える。</w:t>
+      </w:r>
+    </w:p>
+    <w:p>
+      <w:pPr>
+        <w:jc w:val="left"/>
+        <w:rPr>
+          <w:rFonts w:hint="eastAsia"/>
+        </w:rPr>
+      </w:pPr>
+      <w:r>
+        <w:rPr>
+          <w:rFonts w:hint="eastAsia"/>
+        </w:rPr>
+        <w:t>またアセチルサリチル酸の収率は誤差と言えないほど悪く、この原因としてビーカーに残った沈殿の流しだしが甘かったことや再結晶時の冷却が早く十分な析出ができなかったことが挙げられる。</w:t>
       </w:r>
     </w:p>
     <w:p/>
@@ -2918,7 +2993,7 @@
           <v:shape id="_x0000_i1025" type="#_x0000_t75" style="width:469.45pt;height:80.05pt" o:ole="">
             <v:imagedata r:id="rId9" o:title=""/>
           </v:shape>
-          <o:OLEObject Type="Embed" ProgID="ChemDraw_x64.Document.6.0" ShapeID="_x0000_i1025" DrawAspect="Content" ObjectID="_1838125614" r:id="rId10"/>
+          <o:OLEObject Type="Embed" ProgID="ChemDraw_x64.Document.6.0" ShapeID="_x0000_i1025" DrawAspect="Content" ObjectID="_1838350980" r:id="rId10"/>
         </w:object>
       </w:r>
     </w:p>
@@ -2999,12 +3074,8 @@
       </w:r>
     </w:p>
     <w:p>
-      <w:pPr>
-        <w:rPr>
-          <w:rFonts w:hint="eastAsia"/>
-        </w:rPr>
-      </w:pPr>
-      <w:r>
+      <w:r>
+        <w:lastRenderedPageBreak/>
         <w:t>(5)</w:t>
       </w:r>
       <w:r>
@@ -3036,13 +3107,7 @@
       </w:r>
     </w:p>
     <w:p>
-      <w:pPr>
-        <w:rPr>
-          <w:rFonts w:hint="eastAsia"/>
-        </w:rPr>
-      </w:pPr>
-      <w:r>
-        <w:lastRenderedPageBreak/>
+      <w:r>
         <w:t>(6)</w:t>
       </w:r>
       <w:r>
@@ -3135,6 +3200,9 @@
     </w:p>
     <w:p>
       <w:r>
+        <w:rPr>
+          <w:noProof/>
+        </w:rPr>
         <w:drawing>
           <wp:inline distT="0" distB="0" distL="0" distR="0" wp14:anchorId="692F2DCE" wp14:editId="51FD2621">
             <wp:extent cx="1800476" cy="790685"/>
@@ -3420,6 +3488,7 @@
         </w:rPr>
         <w:t>：</w:t>
       </w:r>
+      <w:proofErr w:type="spellStart"/>
       <w:r>
         <w:t>I</w:t>
       </w:r>
@@ -3429,6 +3498,7 @@
         </w:rPr>
         <w:t>r</w:t>
       </w:r>
+      <w:proofErr w:type="spellEnd"/>
       <w:r>
         <w:t>光法の種類とは？適切な方法を選択するためのガイド</w:t>
       </w:r>
@@ -3516,9 +3586,6 @@
     <w:p>
       <w:pPr>
         <w:jc w:val="left"/>
-        <w:rPr>
-          <w:rFonts w:hint="eastAsia"/>
-        </w:rPr>
       </w:pPr>
       <w:r>
         <w:rPr>
@@ -3569,7 +3636,50 @@
         <w:t>実験の感想</w:t>
       </w:r>
     </w:p>
-    <w:p/>
+    <w:p>
+      <w:r>
+        <w:rPr>
+          <w:rFonts w:hint="eastAsia"/>
+        </w:rPr>
+        <w:t>今回の実験では一つ一つの動作に余計な時間をかけ、逆に時間をかけるべき操作</w:t>
+      </w:r>
+      <w:r>
+        <w:rPr>
+          <w:rFonts w:hint="eastAsia"/>
+        </w:rPr>
+        <w:t>(</w:t>
+      </w:r>
+      <w:r>
+        <w:rPr>
+          <w:rFonts w:hint="eastAsia"/>
+        </w:rPr>
+        <w:t>沈殿の流しだしや再結晶の放冷</w:t>
+      </w:r>
+      <w:r>
+        <w:rPr>
+          <w:rFonts w:hint="eastAsia"/>
+        </w:rPr>
+        <w:t>)</w:t>
+      </w:r>
+      <w:r>
+        <w:rPr>
+          <w:rFonts w:hint="eastAsia"/>
+        </w:rPr>
+        <w:t>を早く終わらせてしまった。</w:t>
+      </w:r>
+      <w:r>
+        <w:rPr>
+          <w:rFonts w:hint="eastAsia"/>
+        </w:rPr>
+        <w:t>今後の実験では</w:t>
+      </w:r>
+      <w:r>
+        <w:rPr>
+          <w:rFonts w:hint="eastAsia"/>
+        </w:rPr>
+        <w:t>実験書をよく読み、余計なところで時間をかけないようにしたい。</w:t>
+      </w:r>
+    </w:p>
     <w:sectPr>
       <w:footerReference w:type="default" r:id="rId18"/>
       <w:type w:val="continuous"/>
@@ -4459,6 +4569,7 @@
   <w:style w:type="character" w:default="1" w:styleId="a0">
     <w:name w:val="Default Paragraph Font"/>
     <w:uiPriority w:val="1"/>
+    <w:semiHidden/>
     <w:unhideWhenUsed/>
   </w:style>
   <w:style w:type="table" w:default="1" w:styleId="a1">
